--- a/docs/Rowen_Infante_CV.docx
+++ b/docs/Rowen_Infante_CV.docx
@@ -4,963 +4,651 @@
   <w:body>
     <w:p>
       <w:pPr>
-        <w:spacing w:before="0" w:after="40" w:line="264" w:lineRule="auto"/>
+        <w:spacing w:before="0" w:after="40" w:line="276" w:lineRule="auto"/>
+        <w:jc w:val="center"/>
       </w:pPr>
       <w:r>
         <w:rPr>
-          <w:rFonts w:ascii="Calibri" w:hAnsi="Calibri"/>
+          <w:rFonts w:ascii="Arial" w:hAnsi="Arial"/>
           <w:b/>
           <w:i w:val="0"/>
           <w:color w:val="000000"/>
-          <w:sz w:val="46"/>
+          <w:sz w:val="40"/>
         </w:rPr>
         <w:t>ROWEN INFANTE</w:t>
       </w:r>
     </w:p>
     <w:p>
       <w:pPr>
-        <w:spacing w:before="0" w:after="160" w:line="264" w:lineRule="auto"/>
+        <w:spacing w:before="0" w:after="40" w:line="276" w:lineRule="auto"/>
+        <w:jc w:val="center"/>
       </w:pPr>
       <w:r>
         <w:rPr>
-          <w:rFonts w:ascii="Calibri" w:hAnsi="Calibri"/>
+          <w:rFonts w:ascii="Arial" w:hAnsi="Arial"/>
           <w:b w:val="0"/>
           <w:i w:val="0"/>
-          <w:color w:val="5F5F5F"/>
-          <w:sz w:val="23"/>
+          <w:color w:val="000000"/>
+          <w:sz w:val="22"/>
         </w:rPr>
         <w:t>SAP BTP Administrator | SAP HANA | SAP Generative AI | Web Development</w:t>
       </w:r>
     </w:p>
     <w:p>
       <w:pPr>
-        <w:spacing w:before="0" w:after="160" w:line="264" w:lineRule="auto"/>
+        <w:spacing w:before="0" w:after="200" w:line="276" w:lineRule="auto"/>
+        <w:jc w:val="center"/>
       </w:pPr>
       <w:r>
         <w:rPr>
-          <w:rFonts w:ascii="Calibri" w:hAnsi="Calibri"/>
+          <w:rFonts w:ascii="Arial" w:hAnsi="Arial"/>
           <w:b w:val="0"/>
           <w:i w:val="0"/>
-          <w:color w:val="5F5F5F"/>
-          <w:sz w:val="19"/>
+          <w:color w:val="000000"/>
+          <w:sz w:val="20"/>
         </w:rPr>
-        <w:t>rowen.infante@gmail.com  |  github.com/rowenautomation  |  linkedin.com/in/rowen-infante-539279210</w:t>
+        <w:t>rowen.infante@gmail.com | github.com/rowenautomation | linkedin.com/in/rowen-infante-539279210</w:t>
       </w:r>
     </w:p>
     <w:p>
       <w:pPr>
-        <w:spacing w:before="0" w:after="160" w:line="264" w:lineRule="auto"/>
-        <w:pBdr>
-          <w:bottom w:val="single" w:sz="8" w:space="4" w:color="D9D9D9"/>
-        </w:pBdr>
+        <w:pStyle w:val="Heading1"/>
+        <w:spacing w:before="240" w:after="80" w:line="276" w:lineRule="auto"/>
       </w:pPr>
+      <w:r>
+        <w:rPr>
+          <w:rFonts w:ascii="Arial" w:hAnsi="Arial"/>
+          <w:b/>
+          <w:i w:val="0"/>
+          <w:color w:val="000000"/>
+          <w:sz w:val="24"/>
+        </w:rPr>
+        <w:t>PROFESSIONAL SUMMARY</w:t>
+      </w:r>
+    </w:p>
+    <w:p>
+      <w:pPr>
+        <w:spacing w:before="0" w:after="120" w:line="276" w:lineRule="auto"/>
+      </w:pPr>
+      <w:r>
+        <w:rPr>
+          <w:rFonts w:ascii="Arial" w:hAnsi="Arial"/>
+          <w:b w:val="0"/>
+          <w:i w:val="0"/>
+          <w:color w:val="000000"/>
+          <w:sz w:val="22"/>
+        </w:rPr>
+        <w:t>SAP industry professional at Accenture with experience in SAP BTP administration, SAP BTP integration, SAP HANA, SAP Generative AI, identity and access management, roles, role collections, transport management, CI/CD, and SAP Build Work Zone. Background includes Manufacturing Engineering from Mapua University, process engineering experience, web development, GitHub-based project work, AI-assisted web development, and AI-assisted video creation.</w:t>
+      </w:r>
     </w:p>
     <w:p>
       <w:pPr>
         <w:pStyle w:val="Heading1"/>
-        <w:spacing w:before="200" w:after="100" w:line="264" w:lineRule="auto"/>
+        <w:spacing w:before="240" w:after="80" w:line="276" w:lineRule="auto"/>
       </w:pPr>
       <w:r>
         <w:rPr>
-          <w:rFonts w:ascii="Calibri" w:hAnsi="Calibri"/>
+          <w:rFonts w:ascii="Arial" w:hAnsi="Arial"/>
           <w:b/>
           <w:i w:val="0"/>
-          <w:color w:val="1C1C1C"/>
-          <w:sz w:val="28"/>
+          <w:color w:val="000000"/>
+          <w:sz w:val="24"/>
         </w:rPr>
-        <w:t>PROFESSIONAL PROFILE</w:t>
+        <w:t>CORE SKILLS</w:t>
       </w:r>
     </w:p>
     <w:p>
       <w:pPr>
-        <w:spacing w:before="0" w:after="120" w:line="264" w:lineRule="auto"/>
+        <w:spacing w:before="0" w:after="120" w:line="276" w:lineRule="auto"/>
       </w:pPr>
       <w:r>
         <w:rPr>
-          <w:rFonts w:ascii="Calibri" w:hAnsi="Calibri"/>
+          <w:rFonts w:ascii="Arial" w:hAnsi="Arial"/>
+          <w:b w:val="0"/>
+          <w:i w:val="0"/>
+          <w:color w:val="000000"/>
+          <w:sz w:val="22"/>
+        </w:rPr>
+        <w:t>SAP BTP, SAP BTP Integration, roles, role collections, identity, access management, SAP CTMS, SAP CI/CD service, SAP Build Work Zone, SAP HANA, SAP Generative AI, GitHub, Next.js, Supabase, ecommerce UI, portfolio development, HANA Studio, AI-assisted web development, AI-assisted video creation, short-form content experiments, visual concepts, Higgsfield, OpenArt, Claude, ChatGPT, Gemini, Flow, data analytics foundations.</w:t>
+      </w:r>
+    </w:p>
+    <w:p>
+      <w:pPr>
+        <w:pStyle w:val="Heading1"/>
+        <w:spacing w:before="240" w:after="80" w:line="276" w:lineRule="auto"/>
+      </w:pPr>
+      <w:r>
+        <w:rPr>
+          <w:rFonts w:ascii="Arial" w:hAnsi="Arial"/>
+          <w:b/>
+          <w:i w:val="0"/>
+          <w:color w:val="000000"/>
+          <w:sz w:val="24"/>
+        </w:rPr>
+        <w:t>PROFESSIONAL EXPERIENCE</w:t>
+      </w:r>
+    </w:p>
+    <w:p>
+      <w:pPr>
+        <w:spacing w:before="120" w:after="40" w:line="276" w:lineRule="auto"/>
+      </w:pPr>
+      <w:r>
+        <w:rPr>
+          <w:rFonts w:ascii="Arial" w:hAnsi="Arial"/>
+          <w:b/>
+          <w:i w:val="0"/>
+          <w:color w:val="000000"/>
+          <w:sz w:val="22"/>
+        </w:rPr>
+        <w:t>SAP BTP Administrator / SAP Industry Professional</w:t>
+      </w:r>
+      <w:r>
+        <w:rPr>
+          <w:rFonts w:ascii="Arial" w:hAnsi="Arial"/>
+          <w:b w:val="0"/>
+          <w:i w:val="0"/>
+          <w:color w:val="000000"/>
+          <w:sz w:val="22"/>
+        </w:rPr>
+        <w:t xml:space="preserve"> | Accenture</w:t>
+      </w:r>
+      <w:r>
+        <w:rPr>
+          <w:rFonts w:ascii="Arial" w:hAnsi="Arial"/>
+          <w:b w:val="0"/>
+          <w:i w:val="0"/>
+          <w:color w:val="464646"/>
+          <w:sz w:val="22"/>
+        </w:rPr>
+        <w:t xml:space="preserve"> | Current</w:t>
+      </w:r>
+    </w:p>
+    <w:p>
+      <w:pPr>
+        <w:pStyle w:val="ListBullet"/>
+        <w:spacing w:after="80" w:line="276" w:lineRule="auto"/>
+      </w:pPr>
+      <w:r>
+        <w:rPr>
+          <w:rFonts w:ascii="Arial" w:hAnsi="Arial"/>
           <w:b w:val="0"/>
           <w:i w:val="0"/>
           <w:color w:val="000000"/>
           <w:sz w:val="21"/>
         </w:rPr>
-        <w:t>SAP industry professional at Accenture with a Manufacturing Engineering foundation and process engineering experience. Focused on SAP BTP administration, identity and access setup, destinations, CTMS, CI/CD, SAP Build Work Zone, SAP HANA, and SAP Generative AI. Also builds web projects and explores AI-assisted video creation as a creative technical practice.</w:t>
+        <w:t>Develop and support SAP BTP administration workflows for enterprise SAP environments.</w:t>
+      </w:r>
+    </w:p>
+    <w:p>
+      <w:pPr>
+        <w:pStyle w:val="ListBullet"/>
+        <w:spacing w:after="80" w:line="276" w:lineRule="auto"/>
+      </w:pPr>
+      <w:r>
+        <w:rPr>
+          <w:rFonts w:ascii="Arial" w:hAnsi="Arial"/>
+          <w:b w:val="0"/>
+          <w:i w:val="0"/>
+          <w:color w:val="000000"/>
+          <w:sz w:val="21"/>
+        </w:rPr>
+        <w:t>Support SAP BTP integration, platform administration, roles, role collections, identity, and access management requirements.</w:t>
+      </w:r>
+    </w:p>
+    <w:p>
+      <w:pPr>
+        <w:pStyle w:val="ListBullet"/>
+        <w:spacing w:after="80" w:line="276" w:lineRule="auto"/>
+      </w:pPr>
+      <w:r>
+        <w:rPr>
+          <w:rFonts w:ascii="Arial" w:hAnsi="Arial"/>
+          <w:b w:val="0"/>
+          <w:i w:val="0"/>
+          <w:color w:val="000000"/>
+          <w:sz w:val="21"/>
+        </w:rPr>
+        <w:t>Work with SAP CTMS, SAP CI/CD service, SAP Build Work Zone, SAP HANA, and SAP Generative AI.</w:t>
+      </w:r>
+    </w:p>
+    <w:p>
+      <w:pPr>
+        <w:pStyle w:val="ListBullet"/>
+        <w:spacing w:after="80" w:line="276" w:lineRule="auto"/>
+      </w:pPr>
+      <w:r>
+        <w:rPr>
+          <w:rFonts w:ascii="Arial" w:hAnsi="Arial"/>
+          <w:b w:val="0"/>
+          <w:i w:val="0"/>
+          <w:color w:val="000000"/>
+          <w:sz w:val="21"/>
+        </w:rPr>
+        <w:t>Use GitHub and modern web development practices while building portfolio and ecommerce projects.</w:t>
+      </w:r>
+    </w:p>
+    <w:p>
+      <w:pPr>
+        <w:spacing w:before="120" w:after="40" w:line="276" w:lineRule="auto"/>
+      </w:pPr>
+      <w:r>
+        <w:rPr>
+          <w:rFonts w:ascii="Arial" w:hAnsi="Arial"/>
+          <w:b/>
+          <w:i w:val="0"/>
+          <w:color w:val="000000"/>
+          <w:sz w:val="22"/>
+        </w:rPr>
+        <w:t>Process Engineer</w:t>
+      </w:r>
+      <w:r>
+        <w:rPr>
+          <w:rFonts w:ascii="Arial" w:hAnsi="Arial"/>
+          <w:b w:val="0"/>
+          <w:i w:val="0"/>
+          <w:color w:val="000000"/>
+          <w:sz w:val="22"/>
+        </w:rPr>
+        <w:t xml:space="preserve"> | SFA Semicon Philippines Corporation</w:t>
+      </w:r>
+      <w:r>
+        <w:rPr>
+          <w:rFonts w:ascii="Arial" w:hAnsi="Arial"/>
+          <w:b w:val="0"/>
+          <w:i w:val="0"/>
+          <w:color w:val="464646"/>
+          <w:sz w:val="22"/>
+        </w:rPr>
+        <w:t xml:space="preserve"> | June 2022 - December 2022</w:t>
+      </w:r>
+    </w:p>
+    <w:p>
+      <w:pPr>
+        <w:pStyle w:val="ListBullet"/>
+        <w:spacing w:after="80" w:line="276" w:lineRule="auto"/>
+      </w:pPr>
+      <w:r>
+        <w:rPr>
+          <w:rFonts w:ascii="Arial" w:hAnsi="Arial"/>
+          <w:b w:val="0"/>
+          <w:i w:val="0"/>
+          <w:color w:val="000000"/>
+          <w:sz w:val="21"/>
+        </w:rPr>
+        <w:t>Applied engineering discipline, process analysis, and production support in a manufacturing environment.</w:t>
+      </w:r>
+    </w:p>
+    <w:p>
+      <w:pPr>
+        <w:pStyle w:val="ListBullet"/>
+        <w:spacing w:after="80" w:line="276" w:lineRule="auto"/>
+      </w:pPr>
+      <w:r>
+        <w:rPr>
+          <w:rFonts w:ascii="Arial" w:hAnsi="Arial"/>
+          <w:b w:val="0"/>
+          <w:i w:val="0"/>
+          <w:color w:val="000000"/>
+          <w:sz w:val="21"/>
+        </w:rPr>
+        <w:t>Strengthened practical problem-solving, documentation, teamwork, and process improvement skills.</w:t>
       </w:r>
     </w:p>
     <w:p>
       <w:pPr>
         <w:pStyle w:val="Heading1"/>
-        <w:spacing w:before="200" w:after="100" w:line="264" w:lineRule="auto"/>
+        <w:spacing w:before="240" w:after="80" w:line="276" w:lineRule="auto"/>
       </w:pPr>
       <w:r>
         <w:rPr>
-          <w:rFonts w:ascii="Calibri" w:hAnsi="Calibri"/>
+          <w:rFonts w:ascii="Arial" w:hAnsi="Arial"/>
           <w:b/>
           <w:i w:val="0"/>
-          <w:color w:val="1C1C1C"/>
-          <w:sz w:val="28"/>
+          <w:color w:val="000000"/>
+          <w:sz w:val="24"/>
         </w:rPr>
-        <w:t>CORE SKILLS</w:t>
-      </w:r>
-    </w:p>
-    <w:tbl>
-      <w:tblPr>
-        <w:tblW w:type="dxa" w:w="9360"/>
-        <w:tblLook w:firstColumn="1" w:firstRow="1" w:lastColumn="0" w:lastRow="0" w:noHBand="0" w:noVBand="1" w:val="04A0"/>
-        <w:tblLayout w:type="fixed"/>
-      </w:tblPr>
-      <w:tblGrid>
-        <w:gridCol w:w="4939"/>
-        <w:gridCol w:w="4939"/>
-      </w:tblGrid>
-      <w:tr>
-        <w:tc>
-          <w:tcPr>
-            <w:tcW w:type="dxa" w:w="2232"/>
-            <w:vAlign w:val="center"/>
-            <w:tcMar>
-              <w:top w:w="70" w:type="dxa"/>
-              <w:start w:w="90" w:type="dxa"/>
-              <w:bottom w:w="70" w:type="dxa"/>
-              <w:end w:w="90" w:type="dxa"/>
-            </w:tcMar>
-            <w:tcBorders>
-              <w:bottom w:val="single" w:sz="4" w:color="D9D9D9"/>
-            </w:tcBorders>
-          </w:tcPr>
-          <w:p>
-            <w:pPr>
-              <w:spacing w:after="0"/>
-            </w:pPr>
-            <w:r>
-              <w:rPr>
-                <w:rFonts w:ascii="Calibri" w:hAnsi="Calibri"/>
-                <w:b/>
-                <w:i w:val="0"/>
-                <w:color w:val="969696"/>
-                <w:sz w:val="18"/>
-              </w:rPr>
-              <w:t>SAP BTP</w:t>
-            </w:r>
-          </w:p>
-        </w:tc>
-        <w:tc>
-          <w:tcPr>
-            <w:tcW w:type="dxa" w:w="7128"/>
-            <w:vAlign w:val="center"/>
-            <w:tcMar>
-              <w:top w:w="70" w:type="dxa"/>
-              <w:start w:w="90" w:type="dxa"/>
-              <w:bottom w:w="70" w:type="dxa"/>
-              <w:end w:w="90" w:type="dxa"/>
-            </w:tcMar>
-            <w:tcBorders>
-              <w:bottom w:val="single" w:sz="4" w:color="D9D9D9"/>
-            </w:tcBorders>
-          </w:tcPr>
-          <w:p>
-            <w:pPr>
-              <w:spacing w:after="0"/>
-            </w:pPr>
-            <w:r>
-              <w:rPr>
-                <w:rFonts w:ascii="Calibri" w:hAnsi="Calibri"/>
-                <w:b w:val="0"/>
-                <w:i w:val="0"/>
-                <w:color w:val="000000"/>
-                <w:sz w:val="20"/>
-              </w:rPr>
-              <w:t>Destination configuration and creation, roles, role collections, identity, access management</w:t>
-            </w:r>
-          </w:p>
-        </w:tc>
-      </w:tr>
-      <w:tr>
-        <w:tc>
-          <w:tcPr>
-            <w:tcW w:type="dxa" w:w="2232"/>
-            <w:vAlign w:val="center"/>
-            <w:tcMar>
-              <w:top w:w="70" w:type="dxa"/>
-              <w:start w:w="90" w:type="dxa"/>
-              <w:bottom w:w="70" w:type="dxa"/>
-              <w:end w:w="90" w:type="dxa"/>
-            </w:tcMar>
-            <w:tcBorders>
-              <w:bottom w:val="single" w:sz="4" w:color="D9D9D9"/>
-            </w:tcBorders>
-          </w:tcPr>
-          <w:p>
-            <w:pPr>
-              <w:spacing w:after="0"/>
-            </w:pPr>
-            <w:r>
-              <w:rPr>
-                <w:rFonts w:ascii="Calibri" w:hAnsi="Calibri"/>
-                <w:b/>
-                <w:i w:val="0"/>
-                <w:color w:val="969696"/>
-                <w:sz w:val="18"/>
-              </w:rPr>
-              <w:t>SAP Services</w:t>
-            </w:r>
-          </w:p>
-        </w:tc>
-        <w:tc>
-          <w:tcPr>
-            <w:tcW w:type="dxa" w:w="7128"/>
-            <w:vAlign w:val="center"/>
-            <w:tcMar>
-              <w:top w:w="70" w:type="dxa"/>
-              <w:start w:w="90" w:type="dxa"/>
-              <w:bottom w:w="70" w:type="dxa"/>
-              <w:end w:w="90" w:type="dxa"/>
-            </w:tcMar>
-            <w:tcBorders>
-              <w:bottom w:val="single" w:sz="4" w:color="D9D9D9"/>
-            </w:tcBorders>
-          </w:tcPr>
-          <w:p>
-            <w:pPr>
-              <w:spacing w:after="0"/>
-            </w:pPr>
-            <w:r>
-              <w:rPr>
-                <w:rFonts w:ascii="Calibri" w:hAnsi="Calibri"/>
-                <w:b w:val="0"/>
-                <w:i w:val="0"/>
-                <w:color w:val="000000"/>
-                <w:sz w:val="20"/>
-              </w:rPr>
-              <w:t>SAP CTMS, SAP CI/CD service, SAP Build Work Zone, SAP HANA, SAP Generative AI</w:t>
-            </w:r>
-          </w:p>
-        </w:tc>
-      </w:tr>
-      <w:tr>
-        <w:tc>
-          <w:tcPr>
-            <w:tcW w:type="dxa" w:w="2232"/>
-            <w:vAlign w:val="center"/>
-            <w:tcMar>
-              <w:top w:w="70" w:type="dxa"/>
-              <w:start w:w="90" w:type="dxa"/>
-              <w:bottom w:w="70" w:type="dxa"/>
-              <w:end w:w="90" w:type="dxa"/>
-            </w:tcMar>
-            <w:tcBorders>
-              <w:bottom w:val="single" w:sz="4" w:color="D9D9D9"/>
-            </w:tcBorders>
-          </w:tcPr>
-          <w:p>
-            <w:pPr>
-              <w:spacing w:after="0"/>
-            </w:pPr>
-            <w:r>
-              <w:rPr>
-                <w:rFonts w:ascii="Calibri" w:hAnsi="Calibri"/>
-                <w:b/>
-                <w:i w:val="0"/>
-                <w:color w:val="969696"/>
-                <w:sz w:val="18"/>
-              </w:rPr>
-              <w:t>Web &amp; Tools</w:t>
-            </w:r>
-          </w:p>
-        </w:tc>
-        <w:tc>
-          <w:tcPr>
-            <w:tcW w:type="dxa" w:w="7128"/>
-            <w:vAlign w:val="center"/>
-            <w:tcMar>
-              <w:top w:w="70" w:type="dxa"/>
-              <w:start w:w="90" w:type="dxa"/>
-              <w:bottom w:w="70" w:type="dxa"/>
-              <w:end w:w="90" w:type="dxa"/>
-            </w:tcMar>
-            <w:tcBorders>
-              <w:bottom w:val="single" w:sz="4" w:color="D9D9D9"/>
-            </w:tcBorders>
-          </w:tcPr>
-          <w:p>
-            <w:pPr>
-              <w:spacing w:after="0"/>
-            </w:pPr>
-            <w:r>
-              <w:rPr>
-                <w:rFonts w:ascii="Calibri" w:hAnsi="Calibri"/>
-                <w:b w:val="0"/>
-                <w:i w:val="0"/>
-                <w:color w:val="000000"/>
-                <w:sz w:val="20"/>
-              </w:rPr>
-              <w:t>GitHub, Next.js, Supabase, ecommerce UI, portfolio development</w:t>
-            </w:r>
-          </w:p>
-        </w:tc>
-      </w:tr>
-      <w:tr>
-        <w:tc>
-          <w:tcPr>
-            <w:tcW w:type="dxa" w:w="2232"/>
-            <w:vAlign w:val="center"/>
-            <w:tcMar>
-              <w:top w:w="70" w:type="dxa"/>
-              <w:start w:w="90" w:type="dxa"/>
-              <w:bottom w:w="70" w:type="dxa"/>
-              <w:end w:w="90" w:type="dxa"/>
-            </w:tcMar>
-            <w:tcBorders>
-              <w:bottom w:val="single" w:sz="4" w:color="D9D9D9"/>
-            </w:tcBorders>
-          </w:tcPr>
-          <w:p>
-            <w:pPr>
-              <w:spacing w:after="0"/>
-            </w:pPr>
-            <w:r>
-              <w:rPr>
-                <w:rFonts w:ascii="Calibri" w:hAnsi="Calibri"/>
-                <w:b/>
-                <w:i w:val="0"/>
-                <w:color w:val="969696"/>
-                <w:sz w:val="18"/>
-              </w:rPr>
-              <w:t>Creative AI</w:t>
-            </w:r>
-          </w:p>
-        </w:tc>
-        <w:tc>
-          <w:tcPr>
-            <w:tcW w:type="dxa" w:w="7128"/>
-            <w:vAlign w:val="center"/>
-            <w:tcMar>
-              <w:top w:w="70" w:type="dxa"/>
-              <w:start w:w="90" w:type="dxa"/>
-              <w:bottom w:w="70" w:type="dxa"/>
-              <w:end w:w="90" w:type="dxa"/>
-            </w:tcMar>
-            <w:tcBorders>
-              <w:bottom w:val="single" w:sz="4" w:color="D9D9D9"/>
-            </w:tcBorders>
-          </w:tcPr>
-          <w:p>
-            <w:pPr>
-              <w:spacing w:after="0"/>
-            </w:pPr>
-            <w:r>
-              <w:rPr>
-                <w:rFonts w:ascii="Calibri" w:hAnsi="Calibri"/>
-                <w:b w:val="0"/>
-                <w:i w:val="0"/>
-                <w:color w:val="000000"/>
-                <w:sz w:val="20"/>
-              </w:rPr>
-              <w:t>AI-assisted video creation, short-form content experiments, visual concepts</w:t>
-            </w:r>
-          </w:p>
-        </w:tc>
-      </w:tr>
-    </w:tbl>
-    <w:p>
-      <w:pPr>
-        <w:pStyle w:val="Heading1"/>
-        <w:spacing w:before="200" w:after="100" w:line="264" w:lineRule="auto"/>
-      </w:pPr>
-      <w:r>
-        <w:rPr>
-          <w:rFonts w:ascii="Calibri" w:hAnsi="Calibri"/>
-          <w:b/>
-          <w:i w:val="0"/>
-          <w:color w:val="1C1C1C"/>
-          <w:sz w:val="28"/>
-        </w:rPr>
-        <w:t>EXPERIENCE</w:t>
+        <w:t>PROJECTS</w:t>
       </w:r>
     </w:p>
     <w:p>
       <w:pPr>
-        <w:pStyle w:val="Heading2"/>
-        <w:spacing w:before="100" w:after="80" w:line="264" w:lineRule="auto"/>
+        <w:spacing w:before="120" w:after="40" w:line="276" w:lineRule="auto"/>
       </w:pPr>
       <w:r>
         <w:rPr>
-          <w:rFonts w:ascii="Calibri" w:hAnsi="Calibri"/>
+          <w:rFonts w:ascii="Arial" w:hAnsi="Arial"/>
           <w:b/>
           <w:i w:val="0"/>
-          <w:color w:val="1C1C1C"/>
-          <w:sz w:val="23"/>
+          <w:color w:val="000000"/>
+          <w:sz w:val="22"/>
         </w:rPr>
-        <w:t>SAP BTP ADMINISTRATOR / SAP INDUSTRY PROFESSIONAL | ACCENTURE</w:t>
+        <w:t>Obsidian - Skincare Ecommerce Website</w:t>
+      </w:r>
+      <w:r>
+        <w:rPr>
+          <w:rFonts w:ascii="Arial" w:hAnsi="Arial"/>
+          <w:b w:val="0"/>
+          <w:i w:val="0"/>
+          <w:color w:val="000000"/>
+          <w:sz w:val="22"/>
+        </w:rPr>
+        <w:t xml:space="preserve"> | Personal Project</w:t>
+      </w:r>
+      <w:r>
+        <w:rPr>
+          <w:rFonts w:ascii="Arial" w:hAnsi="Arial"/>
+          <w:b w:val="0"/>
+          <w:i w:val="0"/>
+          <w:color w:val="464646"/>
+          <w:sz w:val="22"/>
+        </w:rPr>
+        <w:t xml:space="preserve"> | Under Development</w:t>
       </w:r>
     </w:p>
     <w:p>
       <w:pPr>
         <w:pStyle w:val="ListBullet"/>
-        <w:spacing w:after="40" w:line="264" w:lineRule="auto"/>
+        <w:spacing w:after="80" w:line="276" w:lineRule="auto"/>
       </w:pPr>
       <w:r>
         <w:rPr>
-          <w:rFonts w:ascii="Calibri" w:hAnsi="Calibri"/>
+          <w:rFonts w:ascii="Arial" w:hAnsi="Arial"/>
           <w:b w:val="0"/>
           <w:i w:val="0"/>
           <w:color w:val="000000"/>
-          <w:sz w:val="20"/>
+          <w:sz w:val="21"/>
         </w:rPr>
-        <w:t>Develop and support SAP BTP administration workflows, including destinations, roles, identity, CTMS, CI/CD, and SAP Build Work Zone.</w:t>
+        <w:t>Built a luxury skincare ecommerce website concept with product sections, brand storytelling, reviews, cart/search navigation, and an about page.</w:t>
       </w:r>
     </w:p>
     <w:p>
       <w:pPr>
         <w:pStyle w:val="ListBullet"/>
-        <w:spacing w:after="40" w:line="264" w:lineRule="auto"/>
+        <w:spacing w:after="80" w:line="276" w:lineRule="auto"/>
       </w:pPr>
       <w:r>
         <w:rPr>
-          <w:rFonts w:ascii="Calibri" w:hAnsi="Calibri"/>
+          <w:rFonts w:ascii="Arial" w:hAnsi="Arial"/>
           <w:b w:val="0"/>
           <w:i w:val="0"/>
           <w:color w:val="000000"/>
-          <w:sz w:val="20"/>
+          <w:sz w:val="21"/>
         </w:rPr>
-        <w:t>Apply SAP platform knowledge across SAP HANA, SAP Generative AI, and cloud administration tasks.</w:t>
+        <w:t>Used Next.js, Supabase, ecommerce interface design, HANA Studio awareness, AI-assisted web development, and GitHub-based development workflow.</w:t>
+      </w:r>
+    </w:p>
+    <w:p>
+      <w:pPr>
+        <w:spacing w:before="120" w:after="40" w:line="276" w:lineRule="auto"/>
+      </w:pPr>
+      <w:r>
+        <w:rPr>
+          <w:rFonts w:ascii="Arial" w:hAnsi="Arial"/>
+          <w:b/>
+          <w:i w:val="0"/>
+          <w:color w:val="000000"/>
+          <w:sz w:val="22"/>
+        </w:rPr>
+        <w:t>Portfolio Website</w:t>
+      </w:r>
+      <w:r>
+        <w:rPr>
+          <w:rFonts w:ascii="Arial" w:hAnsi="Arial"/>
+          <w:b w:val="0"/>
+          <w:i w:val="0"/>
+          <w:color w:val="000000"/>
+          <w:sz w:val="22"/>
+        </w:rPr>
+        <w:t xml:space="preserve"> | Personal Project</w:t>
+      </w:r>
+      <w:r>
+        <w:rPr>
+          <w:rFonts w:ascii="Arial" w:hAnsi="Arial"/>
+          <w:b w:val="0"/>
+          <w:i w:val="0"/>
+          <w:color w:val="464646"/>
+          <w:sz w:val="22"/>
+        </w:rPr>
+        <w:t xml:space="preserve"> | 2026</w:t>
       </w:r>
     </w:p>
     <w:p>
       <w:pPr>
         <w:pStyle w:val="ListBullet"/>
-        <w:spacing w:after="40" w:line="264" w:lineRule="auto"/>
+        <w:spacing w:after="80" w:line="276" w:lineRule="auto"/>
       </w:pPr>
       <w:r>
         <w:rPr>
-          <w:rFonts w:ascii="Calibri" w:hAnsi="Calibri"/>
+          <w:rFonts w:ascii="Arial" w:hAnsi="Arial"/>
           <w:b w:val="0"/>
           <w:i w:val="0"/>
           <w:color w:val="000000"/>
-          <w:sz w:val="20"/>
+          <w:sz w:val="21"/>
         </w:rPr>
-        <w:t>Bring an engineering and process-oriented approach to technical configuration, access flows, and delivery support.</w:t>
-      </w:r>
-    </w:p>
-    <w:p>
-      <w:pPr>
-        <w:pStyle w:val="Heading2"/>
-        <w:spacing w:before="100" w:after="80" w:line="264" w:lineRule="auto"/>
-      </w:pPr>
-      <w:r>
-        <w:rPr>
-          <w:rFonts w:ascii="Calibri" w:hAnsi="Calibri"/>
-          <w:b/>
-          <w:i w:val="0"/>
-          <w:color w:val="1C1C1C"/>
-          <w:sz w:val="23"/>
-        </w:rPr>
-        <w:t>PROCESS ENGINEER | SFA SEMICON PHILIPPINES CORPORATION | JUN 2022 - DEC 2022</w:t>
+        <w:t>Created a personal portfolio for SAP BTP work, certifications, web projects, and AI creative experiments.</w:t>
       </w:r>
     </w:p>
     <w:p>
       <w:pPr>
         <w:pStyle w:val="ListBullet"/>
-        <w:spacing w:after="40" w:line="264" w:lineRule="auto"/>
+        <w:spacing w:after="80" w:line="276" w:lineRule="auto"/>
       </w:pPr>
       <w:r>
         <w:rPr>
-          <w:rFonts w:ascii="Calibri" w:hAnsi="Calibri"/>
+          <w:rFonts w:ascii="Arial" w:hAnsi="Arial"/>
           <w:b w:val="0"/>
           <w:i w:val="0"/>
           <w:color w:val="000000"/>
-          <w:sz w:val="20"/>
+          <w:sz w:val="21"/>
         </w:rPr>
-        <w:t>Worked in a process engineering environment, applying manufacturing discipline, analysis, and operational problem-solving.</w:t>
+        <w:t>Implemented a black-and-white portfolio UI inspired by clean developer portfolio patterns.</w:t>
+      </w:r>
+    </w:p>
+    <w:p>
+      <w:pPr>
+        <w:spacing w:before="120" w:after="40" w:line="276" w:lineRule="auto"/>
+      </w:pPr>
+      <w:r>
+        <w:rPr>
+          <w:rFonts w:ascii="Arial" w:hAnsi="Arial"/>
+          <w:b/>
+          <w:i w:val="0"/>
+          <w:color w:val="000000"/>
+          <w:sz w:val="22"/>
+        </w:rPr>
+        <w:t>AI Video Creation</w:t>
+      </w:r>
+      <w:r>
+        <w:rPr>
+          <w:rFonts w:ascii="Arial" w:hAnsi="Arial"/>
+          <w:b w:val="0"/>
+          <w:i w:val="0"/>
+          <w:color w:val="000000"/>
+          <w:sz w:val="22"/>
+        </w:rPr>
+        <w:t xml:space="preserve"> | Creative AI Project</w:t>
+      </w:r>
+      <w:r>
+        <w:rPr>
+          <w:rFonts w:ascii="Arial" w:hAnsi="Arial"/>
+          <w:b w:val="0"/>
+          <w:i w:val="0"/>
+          <w:color w:val="464646"/>
+          <w:sz w:val="22"/>
+        </w:rPr>
+        <w:t xml:space="preserve"> | Ongoing</w:t>
       </w:r>
     </w:p>
     <w:p>
       <w:pPr>
         <w:pStyle w:val="ListBullet"/>
-        <w:spacing w:after="40" w:line="264" w:lineRule="auto"/>
+        <w:spacing w:after="80" w:line="276" w:lineRule="auto"/>
       </w:pPr>
       <w:r>
         <w:rPr>
-          <w:rFonts w:ascii="Calibri" w:hAnsi="Calibri"/>
+          <w:rFonts w:ascii="Arial" w:hAnsi="Arial"/>
           <w:b w:val="0"/>
           <w:i w:val="0"/>
           <w:color w:val="000000"/>
-          <w:sz w:val="20"/>
+          <w:sz w:val="21"/>
         </w:rPr>
-        <w:t>Built a practical foundation in systems thinking, documentation, and workflow improvement.</w:t>
+        <w:t>Create AI-assisted short-form videos using Higgsfield, OpenArt, Claude, ChatGPT, Gemini, Flow, visual concepts, motion, and editing workflows.</w:t>
       </w:r>
     </w:p>
     <w:p>
       <w:pPr>
         <w:pStyle w:val="Heading1"/>
-        <w:spacing w:before="200" w:after="100" w:line="264" w:lineRule="auto"/>
+        <w:spacing w:before="240" w:after="80" w:line="276" w:lineRule="auto"/>
       </w:pPr>
       <w:r>
         <w:rPr>
-          <w:rFonts w:ascii="Calibri" w:hAnsi="Calibri"/>
+          <w:rFonts w:ascii="Arial" w:hAnsi="Arial"/>
           <w:b/>
           <w:i w:val="0"/>
-          <w:color w:val="1C1C1C"/>
-          <w:sz w:val="28"/>
+          <w:color w:val="000000"/>
+          <w:sz w:val="24"/>
         </w:rPr>
-        <w:t>SELECTED PROJECTS</w:t>
-      </w:r>
-    </w:p>
-    <w:p>
-      <w:pPr>
-        <w:pStyle w:val="Heading2"/>
-        <w:spacing w:before="100" w:after="80" w:line="264" w:lineRule="auto"/>
-      </w:pPr>
-      <w:r>
-        <w:rPr>
-          <w:rFonts w:ascii="Calibri" w:hAnsi="Calibri"/>
-          <w:b/>
-          <w:i w:val="0"/>
-          <w:color w:val="1C1C1C"/>
-          <w:sz w:val="23"/>
-        </w:rPr>
-        <w:t>OBSIDIAN - SKINCARE ECOMMERCE WEBSITE</w:t>
+        <w:t>CERTIFICATIONS</w:t>
       </w:r>
     </w:p>
     <w:p>
       <w:pPr>
         <w:pStyle w:val="ListBullet"/>
-        <w:spacing w:after="40" w:line="264" w:lineRule="auto"/>
+        <w:spacing w:after="80" w:line="276" w:lineRule="auto"/>
       </w:pPr>
       <w:r>
         <w:rPr>
-          <w:rFonts w:ascii="Calibri" w:hAnsi="Calibri"/>
+          <w:rFonts w:ascii="Arial" w:hAnsi="Arial"/>
           <w:b w:val="0"/>
           <w:i w:val="0"/>
           <w:color w:val="000000"/>
-          <w:sz w:val="20"/>
+          <w:sz w:val="21"/>
         </w:rPr>
-        <w:t>Built a luxury skincare ecommerce website currently under development with refined product sections, brand storytelling, reviews, cart/search navigation, and a trust-focused about page.</w:t>
+        <w:t>SAP Certified - SAP BTP Administrator</w:t>
       </w:r>
     </w:p>
     <w:p>
       <w:pPr>
         <w:pStyle w:val="ListBullet"/>
-        <w:spacing w:after="40" w:line="264" w:lineRule="auto"/>
+        <w:spacing w:after="80" w:line="276" w:lineRule="auto"/>
       </w:pPr>
       <w:r>
         <w:rPr>
-          <w:rFonts w:ascii="Calibri" w:hAnsi="Calibri"/>
+          <w:rFonts w:ascii="Arial" w:hAnsi="Arial"/>
           <w:b w:val="0"/>
           <w:i w:val="0"/>
           <w:color w:val="000000"/>
-          <w:sz w:val="20"/>
+          <w:sz w:val="21"/>
         </w:rPr>
-        <w:t>Tools and focus: Next.js, Supabase, ecommerce flows, UI design, brand-aware frontend development.</w:t>
-      </w:r>
-    </w:p>
-    <w:p>
-      <w:pPr>
-        <w:pStyle w:val="Heading2"/>
-        <w:spacing w:before="100" w:after="80" w:line="264" w:lineRule="auto"/>
-      </w:pPr>
-      <w:r>
-        <w:rPr>
-          <w:rFonts w:ascii="Calibri" w:hAnsi="Calibri"/>
-          <w:b/>
-          <w:i w:val="0"/>
-          <w:color w:val="1C1C1C"/>
-          <w:sz w:val="23"/>
-        </w:rPr>
-        <w:t>PORTFOLIO WEBSITE</w:t>
+        <w:t>SAP Certified - SAP Generative AI Developer</w:t>
       </w:r>
     </w:p>
     <w:p>
       <w:pPr>
         <w:pStyle w:val="ListBullet"/>
-        <w:spacing w:after="40" w:line="264" w:lineRule="auto"/>
+        <w:spacing w:after="80" w:line="276" w:lineRule="auto"/>
       </w:pPr>
       <w:r>
         <w:rPr>
-          <w:rFonts w:ascii="Calibri" w:hAnsi="Calibri"/>
+          <w:rFonts w:ascii="Arial" w:hAnsi="Arial"/>
           <w:b w:val="0"/>
           <w:i w:val="0"/>
           <w:color w:val="000000"/>
-          <w:sz w:val="20"/>
+          <w:sz w:val="21"/>
         </w:rPr>
-        <w:t>Created a black-and-white personal portfolio inspired by a compact personal index style, presenting SAP BTP work, certifications, web projects, and AI creative experiments.</w:t>
-      </w:r>
-    </w:p>
-    <w:p>
-      <w:pPr>
-        <w:pStyle w:val="Heading2"/>
-        <w:spacing w:before="100" w:after="80" w:line="264" w:lineRule="auto"/>
-      </w:pPr>
-      <w:r>
-        <w:rPr>
-          <w:rFonts w:ascii="Calibri" w:hAnsi="Calibri"/>
-          <w:b/>
-          <w:i w:val="0"/>
-          <w:color w:val="1C1C1C"/>
-          <w:sz w:val="23"/>
-        </w:rPr>
-        <w:t>AI VIDEO CREATION</w:t>
-      </w:r>
-    </w:p>
-    <w:p>
-      <w:pPr>
-        <w:pStyle w:val="ListBullet"/>
-        <w:spacing w:after="40" w:line="264" w:lineRule="auto"/>
-      </w:pPr>
-      <w:r>
-        <w:rPr>
-          <w:rFonts w:ascii="Calibri" w:hAnsi="Calibri"/>
-          <w:b w:val="0"/>
-          <w:i w:val="0"/>
-          <w:color w:val="000000"/>
-          <w:sz w:val="20"/>
-        </w:rPr>
-        <w:t>Creates short-form AI-assisted videos, including food, skincare, and visual concept experiments.</w:t>
+        <w:t>Foundations: Data, Data, Everywhere - Coursera / Google</w:t>
       </w:r>
     </w:p>
     <w:p>
       <w:pPr>
         <w:pStyle w:val="Heading1"/>
-        <w:spacing w:before="200" w:after="100" w:line="264" w:lineRule="auto"/>
+        <w:spacing w:before="240" w:after="80" w:line="276" w:lineRule="auto"/>
       </w:pPr>
       <w:r>
         <w:rPr>
-          <w:rFonts w:ascii="Calibri" w:hAnsi="Calibri"/>
+          <w:rFonts w:ascii="Arial" w:hAnsi="Arial"/>
           <w:b/>
           <w:i w:val="0"/>
-          <w:color w:val="1C1C1C"/>
-          <w:sz w:val="28"/>
-        </w:rPr>
-        <w:t>CERTIFICATIONS</w:t>
-      </w:r>
-    </w:p>
-    <w:tbl>
-      <w:tblPr>
-        <w:tblW w:type="dxa" w:w="9360"/>
-        <w:tblLook w:firstColumn="1" w:firstRow="1" w:lastColumn="0" w:lastRow="0" w:noHBand="0" w:noVBand="1" w:val="04A0"/>
-        <w:tblLayout w:type="fixed"/>
-      </w:tblPr>
-      <w:tblGrid>
-        <w:gridCol w:w="4939"/>
-        <w:gridCol w:w="4939"/>
-      </w:tblGrid>
-      <w:tr>
-        <w:tc>
-          <w:tcPr>
-            <w:tcW w:type="dxa" w:w="2232"/>
-            <w:vAlign w:val="center"/>
-            <w:tcMar>
-              <w:top w:w="70" w:type="dxa"/>
-              <w:start w:w="90" w:type="dxa"/>
-              <w:bottom w:w="70" w:type="dxa"/>
-              <w:end w:w="90" w:type="dxa"/>
-            </w:tcMar>
-            <w:tcBorders>
-              <w:bottom w:val="single" w:sz="4" w:color="D9D9D9"/>
-            </w:tcBorders>
-          </w:tcPr>
-          <w:p>
-            <w:pPr>
-              <w:spacing w:after="0"/>
-            </w:pPr>
-            <w:r>
-              <w:rPr>
-                <w:rFonts w:ascii="Calibri" w:hAnsi="Calibri"/>
-                <w:b/>
-                <w:i w:val="0"/>
-                <w:color w:val="969696"/>
-                <w:sz w:val="18"/>
-              </w:rPr>
-              <w:t>SAP</w:t>
-            </w:r>
-          </w:p>
-        </w:tc>
-        <w:tc>
-          <w:tcPr>
-            <w:tcW w:type="dxa" w:w="7128"/>
-            <w:vAlign w:val="center"/>
-            <w:tcMar>
-              <w:top w:w="70" w:type="dxa"/>
-              <w:start w:w="90" w:type="dxa"/>
-              <w:bottom w:w="70" w:type="dxa"/>
-              <w:end w:w="90" w:type="dxa"/>
-            </w:tcMar>
-            <w:tcBorders>
-              <w:bottom w:val="single" w:sz="4" w:color="D9D9D9"/>
-            </w:tcBorders>
-          </w:tcPr>
-          <w:p>
-            <w:pPr>
-              <w:spacing w:after="0"/>
-            </w:pPr>
-            <w:r>
-              <w:rPr>
-                <w:rFonts w:ascii="Calibri" w:hAnsi="Calibri"/>
-                <w:b w:val="0"/>
-                <w:i w:val="0"/>
-                <w:color w:val="000000"/>
-                <w:sz w:val="20"/>
-              </w:rPr>
-              <w:t>SAP Certified - SAP BTP Administrator</w:t>
-            </w:r>
-          </w:p>
-        </w:tc>
-      </w:tr>
-      <w:tr>
-        <w:tc>
-          <w:tcPr>
-            <w:tcW w:type="dxa" w:w="2232"/>
-            <w:vAlign w:val="center"/>
-            <w:tcMar>
-              <w:top w:w="70" w:type="dxa"/>
-              <w:start w:w="90" w:type="dxa"/>
-              <w:bottom w:w="70" w:type="dxa"/>
-              <w:end w:w="90" w:type="dxa"/>
-            </w:tcMar>
-            <w:tcBorders>
-              <w:bottom w:val="single" w:sz="4" w:color="D9D9D9"/>
-            </w:tcBorders>
-          </w:tcPr>
-          <w:p>
-            <w:pPr>
-              <w:spacing w:after="0"/>
-            </w:pPr>
-            <w:r>
-              <w:rPr>
-                <w:rFonts w:ascii="Calibri" w:hAnsi="Calibri"/>
-                <w:b/>
-                <w:i w:val="0"/>
-                <w:color w:val="969696"/>
-                <w:sz w:val="18"/>
-              </w:rPr>
-              <w:t>SAP</w:t>
-            </w:r>
-          </w:p>
-        </w:tc>
-        <w:tc>
-          <w:tcPr>
-            <w:tcW w:type="dxa" w:w="7128"/>
-            <w:vAlign w:val="center"/>
-            <w:tcMar>
-              <w:top w:w="70" w:type="dxa"/>
-              <w:start w:w="90" w:type="dxa"/>
-              <w:bottom w:w="70" w:type="dxa"/>
-              <w:end w:w="90" w:type="dxa"/>
-            </w:tcMar>
-            <w:tcBorders>
-              <w:bottom w:val="single" w:sz="4" w:color="D9D9D9"/>
-            </w:tcBorders>
-          </w:tcPr>
-          <w:p>
-            <w:pPr>
-              <w:spacing w:after="0"/>
-            </w:pPr>
-            <w:r>
-              <w:rPr>
-                <w:rFonts w:ascii="Calibri" w:hAnsi="Calibri"/>
-                <w:b w:val="0"/>
-                <w:i w:val="0"/>
-                <w:color w:val="000000"/>
-                <w:sz w:val="20"/>
-              </w:rPr>
-              <w:t>SAP Certified - SAP Generative AI Developer</w:t>
-            </w:r>
-          </w:p>
-        </w:tc>
-      </w:tr>
-      <w:tr>
-        <w:tc>
-          <w:tcPr>
-            <w:tcW w:type="dxa" w:w="2232"/>
-            <w:vAlign w:val="center"/>
-            <w:tcMar>
-              <w:top w:w="70" w:type="dxa"/>
-              <w:start w:w="90" w:type="dxa"/>
-              <w:bottom w:w="70" w:type="dxa"/>
-              <w:end w:w="90" w:type="dxa"/>
-            </w:tcMar>
-            <w:tcBorders>
-              <w:bottom w:val="single" w:sz="4" w:color="D9D9D9"/>
-            </w:tcBorders>
-          </w:tcPr>
-          <w:p>
-            <w:pPr>
-              <w:spacing w:after="0"/>
-            </w:pPr>
-            <w:r>
-              <w:rPr>
-                <w:rFonts w:ascii="Calibri" w:hAnsi="Calibri"/>
-                <w:b/>
-                <w:i w:val="0"/>
-                <w:color w:val="969696"/>
-                <w:sz w:val="18"/>
-              </w:rPr>
-              <w:t>Google / Coursera</w:t>
-            </w:r>
-          </w:p>
-        </w:tc>
-        <w:tc>
-          <w:tcPr>
-            <w:tcW w:type="dxa" w:w="7128"/>
-            <w:vAlign w:val="center"/>
-            <w:tcMar>
-              <w:top w:w="70" w:type="dxa"/>
-              <w:start w:w="90" w:type="dxa"/>
-              <w:bottom w:w="70" w:type="dxa"/>
-              <w:end w:w="90" w:type="dxa"/>
-            </w:tcMar>
-            <w:tcBorders>
-              <w:bottom w:val="single" w:sz="4" w:color="D9D9D9"/>
-            </w:tcBorders>
-          </w:tcPr>
-          <w:p>
-            <w:pPr>
-              <w:spacing w:after="0"/>
-            </w:pPr>
-            <w:r>
-              <w:rPr>
-                <w:rFonts w:ascii="Calibri" w:hAnsi="Calibri"/>
-                <w:b w:val="0"/>
-                <w:i w:val="0"/>
-                <w:color w:val="000000"/>
-                <w:sz w:val="20"/>
-              </w:rPr>
-              <w:t>Foundations: Data, Data, Everywhere</w:t>
-            </w:r>
-          </w:p>
-        </w:tc>
-      </w:tr>
-    </w:tbl>
-    <w:p>
-      <w:pPr>
-        <w:pStyle w:val="Heading1"/>
-        <w:spacing w:before="200" w:after="100" w:line="264" w:lineRule="auto"/>
-      </w:pPr>
-      <w:r>
-        <w:rPr>
-          <w:rFonts w:ascii="Calibri" w:hAnsi="Calibri"/>
-          <w:b/>
-          <w:i w:val="0"/>
-          <w:color w:val="1C1C1C"/>
-          <w:sz w:val="28"/>
+          <w:color w:val="000000"/>
+          <w:sz w:val="24"/>
         </w:rPr>
         <w:t>EDUCATION</w:t>
       </w:r>
     </w:p>
     <w:p>
       <w:pPr>
-        <w:pStyle w:val="Heading2"/>
-        <w:spacing w:before="100" w:after="80" w:line="264" w:lineRule="auto"/>
+        <w:spacing w:before="120" w:after="40" w:line="276" w:lineRule="auto"/>
       </w:pPr>
       <w:r>
         <w:rPr>
-          <w:rFonts w:ascii="Calibri" w:hAnsi="Calibri"/>
+          <w:rFonts w:ascii="Arial" w:hAnsi="Arial"/>
           <w:b/>
           <w:i w:val="0"/>
-          <w:color w:val="1C1C1C"/>
-          <w:sz w:val="23"/>
+          <w:color w:val="000000"/>
+          <w:sz w:val="22"/>
         </w:rPr>
-        <w:t>MAPUA UNIVERSITY | B.S. MANUFACTURING ENGINEERING | JUN 2015 - AUG 2021</w:t>
+        <w:t>Bachelor of Science in Manufacturing Engineering</w:t>
       </w:r>
-    </w:p>
-    <w:p>
-      <w:pPr>
-        <w:pStyle w:val="ListBullet"/>
-        <w:spacing w:after="40" w:line="264" w:lineRule="auto"/>
-      </w:pPr>
       <w:r>
         <w:rPr>
-          <w:rFonts w:ascii="Calibri" w:hAnsi="Calibri"/>
+          <w:rFonts w:ascii="Arial" w:hAnsi="Arial"/>
           <w:b w:val="0"/>
           <w:i w:val="0"/>
           <w:color w:val="000000"/>
-          <w:sz w:val="20"/>
+          <w:sz w:val="22"/>
         </w:rPr>
-        <w:t>Engineering foundation covering manufacturing systems, process thinking, technical problem-solving, and professional discipline.</w:t>
+        <w:t xml:space="preserve"> | Mapua University</w:t>
+      </w:r>
+      <w:r>
+        <w:rPr>
+          <w:rFonts w:ascii="Arial" w:hAnsi="Arial"/>
+          <w:b w:val="0"/>
+          <w:i w:val="0"/>
+          <w:color w:val="464646"/>
+          <w:sz w:val="22"/>
+        </w:rPr>
+        <w:t xml:space="preserve"> | June 2015 - August 2021</w:t>
       </w:r>
     </w:p>
     <w:p>
       <w:pPr>
         <w:pStyle w:val="Heading1"/>
-        <w:spacing w:before="200" w:after="100" w:line="264" w:lineRule="auto"/>
+        <w:spacing w:before="240" w:after="80" w:line="276" w:lineRule="auto"/>
       </w:pPr>
       <w:r>
         <w:rPr>
-          <w:rFonts w:ascii="Calibri" w:hAnsi="Calibri"/>
+          <w:rFonts w:ascii="Arial" w:hAnsi="Arial"/>
           <w:b/>
           <w:i w:val="0"/>
-          <w:color w:val="1C1C1C"/>
-          <w:sz w:val="28"/>
+          <w:color w:val="000000"/>
+          <w:sz w:val="24"/>
         </w:rPr>
         <w:t>LANGUAGES</w:t>
       </w:r>
     </w:p>
     <w:p>
       <w:pPr>
-        <w:spacing w:before="0" w:after="80" w:line="264" w:lineRule="auto"/>
+        <w:spacing w:before="0" w:after="0" w:line="276" w:lineRule="auto"/>
       </w:pPr>
       <w:r>
         <w:rPr>
-          <w:rFonts w:ascii="Calibri" w:hAnsi="Calibri"/>
+          <w:rFonts w:ascii="Arial" w:hAnsi="Arial"/>
           <w:b w:val="0"/>
           <w:i w:val="0"/>
           <w:color w:val="000000"/>
-          <w:sz w:val="21"/>
+          <w:sz w:val="22"/>
         </w:rPr>
         <w:t>English | Filipino</w:t>
       </w:r>
     </w:p>
     <w:sectPr>
-      <w:headerReference w:type="default" r:id="rId9"/>
-      <w:footerReference w:type="default" r:id="rId10"/>
       <w:pgSz w:w="12240" w:h="15840"/>
-      <w:pgMar w:top="1037" w:right="1181" w:bottom="1037" w:left="1181" w:header="605" w:footer="605" w:gutter="0"/>
+      <w:pgMar w:top="1080" w:right="1080" w:bottom="1080" w:left="1080" w:header="720" w:footer="720" w:gutter="0"/>
       <w:cols w:space="720"/>
       <w:docGrid w:linePitch="360"/>
     </w:sectPr>
   </w:body>
 </w:document>
-</file>
-
-<file path=word/footer1.xml><?xml version="1.0" encoding="utf-8"?>
-<w:ftr xmlns:m="http://schemas.openxmlformats.org/officeDocument/2006/math" xmlns:mc="http://schemas.openxmlformats.org/markup-compatibility/2006" xmlns:mo="http://schemas.microsoft.com/office/mac/office/2008/main" xmlns:mv="urn:schemas-microsoft-com:mac:vml" xmlns:o="urn:schemas-microsoft-com:office:office" xmlns:r="http://schemas.openxmlformats.org/officeDocument/2006/relationships" xmlns:v="urn:schemas-microsoft-com:vml" xmlns:w10="urn:schemas-microsoft-com:office:word" xmlns:w14="http://schemas.microsoft.com/office/word/2010/wordml" xmlns:w="http://schemas.openxmlformats.org/wordprocessingml/2006/main" xmlns:wne="http://schemas.microsoft.com/office/word/2006/wordml" xmlns:wp14="http://schemas.microsoft.com/office/word/2010/wordprocessingDrawing" xmlns:wp="http://schemas.openxmlformats.org/drawingml/2006/wordprocessingDrawing" xmlns:wpc="http://schemas.microsoft.com/office/word/2010/wordprocessingCanvas" xmlns:wpg="http://schemas.microsoft.com/office/word/2010/wordprocessingGroup" xmlns:wpi="http://schemas.microsoft.com/office/word/2010/wordprocessingInk" xmlns:wps="http://schemas.microsoft.com/office/word/2010/wordprocessingShape" mc:Ignorable="w14 wp14">
-  <w:p>
-    <w:pPr>
-      <w:pStyle w:val="Footer"/>
-      <w:jc w:val="center"/>
-    </w:pPr>
-    <w:r>
-      <w:rPr>
-        <w:rFonts w:ascii="Calibri" w:hAnsi="Calibri"/>
-        <w:b w:val="0"/>
-        <w:i w:val="0"/>
-        <w:color w:val="969696"/>
-        <w:sz w:val="17"/>
-      </w:rPr>
-      <w:t>rowen.infante@gmail.com | github.com/rowenautomation | linkedin.com/in/rowen-infante-539279210</w:t>
-    </w:r>
-  </w:p>
-</w:ftr>
-</file>
-
-<file path=word/header1.xml><?xml version="1.0" encoding="utf-8"?>
-<w:hdr xmlns:m="http://schemas.openxmlformats.org/officeDocument/2006/math" xmlns:mc="http://schemas.openxmlformats.org/markup-compatibility/2006" xmlns:mo="http://schemas.microsoft.com/office/mac/office/2008/main" xmlns:mv="urn:schemas-microsoft-com:mac:vml" xmlns:o="urn:schemas-microsoft-com:office:office" xmlns:r="http://schemas.openxmlformats.org/officeDocument/2006/relationships" xmlns:v="urn:schemas-microsoft-com:vml" xmlns:w10="urn:schemas-microsoft-com:office:word" xmlns:w14="http://schemas.microsoft.com/office/word/2010/wordml" xmlns:w="http://schemas.openxmlformats.org/wordprocessingml/2006/main" xmlns:wne="http://schemas.microsoft.com/office/word/2006/wordml" xmlns:wp14="http://schemas.microsoft.com/office/word/2010/wordprocessingDrawing" xmlns:wp="http://schemas.openxmlformats.org/drawingml/2006/wordprocessingDrawing" xmlns:wpc="http://schemas.microsoft.com/office/word/2010/wordprocessingCanvas" xmlns:wpg="http://schemas.microsoft.com/office/word/2010/wordprocessingGroup" xmlns:wpi="http://schemas.microsoft.com/office/word/2010/wordprocessingInk" xmlns:wps="http://schemas.microsoft.com/office/word/2010/wordprocessingShape" mc:Ignorable="w14 wp14">
-  <w:p>
-    <w:pPr>
-      <w:pStyle w:val="Header"/>
-      <w:jc w:val="right"/>
-    </w:pPr>
-    <w:r>
-      <w:rPr>
-        <w:rFonts w:ascii="Calibri" w:hAnsi="Calibri"/>
-        <w:b w:val="0"/>
-        <w:i w:val="0"/>
-        <w:color w:val="969696"/>
-        <w:sz w:val="17"/>
-      </w:rPr>
-      <w:t>Rowen Infante | CV</w:t>
-    </w:r>
-  </w:p>
-</w:hdr>
 </file>
 
 <file path=word/numbering.xml><?xml version="1.0" encoding="utf-8"?>
@@ -1327,11 +1015,11 @@
     <w:qFormat/>
     <w:rsid w:val="00FC693F"/>
     <w:pPr>
-      <w:spacing w:after="80" w:line="264" w:lineRule="auto"/>
+      <w:spacing w:after="120" w:line="276" w:lineRule="auto"/>
     </w:pPr>
     <w:rPr>
-      <w:rFonts w:ascii="Calibri" w:hAnsi="Calibri"/>
-      <w:sz w:val="21"/>
+      <w:rFonts w:ascii="Arial" w:hAnsi="Arial"/>
+      <w:sz w:val="22"/>
     </w:rPr>
   </w:style>
   <w:style w:type="paragraph" w:styleId="Header">
@@ -1389,15 +1077,15 @@
     <w:pPr>
       <w:keepNext/>
       <w:keepLines/>
-      <w:spacing w:before="180" w:after="80"/>
+      <w:spacing w:before="240" w:after="80"/>
       <w:outlineLvl w:val="0"/>
     </w:pPr>
     <w:rPr>
-      <w:rFonts w:asciiTheme="majorHAnsi" w:eastAsiaTheme="majorEastAsia" w:hAnsiTheme="majorHAnsi" w:cstheme="majorBidi" w:ascii="Calibri" w:hAnsi="Calibri"/>
+      <w:rFonts w:asciiTheme="majorHAnsi" w:eastAsiaTheme="majorEastAsia" w:hAnsiTheme="majorHAnsi" w:cstheme="majorBidi" w:ascii="Arial" w:hAnsi="Arial"/>
       <w:b/>
       <w:bCs/>
-      <w:color w:val="1C1C1C"/>
-      <w:sz w:val="28"/>
+      <w:color w:val="000000"/>
+      <w:sz w:val="24"/>
       <w:szCs w:val="28"/>
     </w:rPr>
   </w:style>
@@ -1413,15 +1101,15 @@
     <w:pPr>
       <w:keepNext/>
       <w:keepLines/>
-      <w:spacing w:before="100" w:after="80"/>
+      <w:spacing w:before="200" w:after="0"/>
       <w:outlineLvl w:val="1"/>
     </w:pPr>
     <w:rPr>
-      <w:rFonts w:asciiTheme="majorHAnsi" w:eastAsiaTheme="majorEastAsia" w:hAnsiTheme="majorHAnsi" w:cstheme="majorBidi" w:ascii="Calibri" w:hAnsi="Calibri"/>
+      <w:rFonts w:asciiTheme="majorHAnsi" w:eastAsiaTheme="majorEastAsia" w:hAnsiTheme="majorHAnsi" w:cstheme="majorBidi"/>
       <w:b/>
       <w:bCs/>
-      <w:color w:val="1C1C1C"/>
-      <w:sz w:val="23"/>
+      <w:color w:val="4F81BD" w:themeColor="accent1"/>
+      <w:sz w:val="26"/>
       <w:szCs w:val="26"/>
     </w:rPr>
   </w:style>
@@ -1437,15 +1125,14 @@
     <w:pPr>
       <w:keepNext/>
       <w:keepLines/>
-      <w:spacing w:before="100" w:after="80"/>
+      <w:spacing w:before="200" w:after="0"/>
       <w:outlineLvl w:val="2"/>
     </w:pPr>
     <w:rPr>
-      <w:rFonts w:asciiTheme="majorHAnsi" w:eastAsiaTheme="majorEastAsia" w:hAnsiTheme="majorHAnsi" w:cstheme="majorBidi" w:ascii="Calibri" w:hAnsi="Calibri"/>
+      <w:rFonts w:asciiTheme="majorHAnsi" w:eastAsiaTheme="majorEastAsia" w:hAnsiTheme="majorHAnsi" w:cstheme="majorBidi"/>
       <w:b/>
       <w:bCs/>
-      <w:color w:val="1C1C1C"/>
-      <w:sz w:val="21"/>
+      <w:color w:val="4F81BD" w:themeColor="accent1"/>
     </w:rPr>
   </w:style>
   <w:style w:type="paragraph" w:styleId="Heading4">
